--- a/Выжимка из ТЗ.docx
+++ b/Выжимка из ТЗ.docx
@@ -520,111 +520,9 @@
           <w:rFonts w:ascii="Times New Roman" w:hAnsi="Times New Roman" w:cs="Times New Roman"/>
           <w:sz w:val="28"/>
           <w:szCs w:val="28"/>
-          <w:highlight w:val="green"/>
+          <w:highlight w:val="red"/>
         </w:rPr>
         <w:lastRenderedPageBreak/>
-        <w:t>-5</w:t>
-      </w:r>
-      <w:r>
-        <w:rPr>
-          <w:rFonts w:ascii="Times New Roman" w:hAnsi="Times New Roman" w:cs="Times New Roman"/>
-          <w:sz w:val="28"/>
-          <w:szCs w:val="28"/>
-        </w:rPr>
-        <w:t>:</w:t>
-      </w:r>
-      <w:r>
-        <w:rPr>
-          <w:rFonts w:ascii="Times New Roman" w:hAnsi="Times New Roman" w:cs="Times New Roman"/>
-          <w:sz w:val="28"/>
-          <w:szCs w:val="28"/>
-        </w:rPr>
-        <w:t xml:space="preserve"> В</w:t>
-      </w:r>
-      <w:r>
-        <w:rPr>
-          <w:rFonts w:ascii="Times New Roman" w:hAnsi="Times New Roman" w:cs="Times New Roman"/>
-          <w:sz w:val="28"/>
-          <w:szCs w:val="28"/>
-        </w:rPr>
-        <w:t>айбкодинг, генерация кода через LLM без глубокого понимания, копирование решений без анализа, поверхностная подгонка под тесты</w:t>
-      </w:r>
-      <w:r>
-        <w:rPr>
-          <w:rFonts w:ascii="Times New Roman" w:hAnsi="Times New Roman" w:cs="Times New Roman"/>
-          <w:sz w:val="28"/>
-          <w:szCs w:val="28"/>
-        </w:rPr>
-        <w:t xml:space="preserve"> – думаю можно немного попользоваться ИИ, главное понимать происходящее в коде.</w:t>
-      </w:r>
-    </w:p>
-    <w:p>
-      <w:pPr>
-        <w:jc w:val="both"/>
-        <w:rPr>
-          <w:rFonts w:ascii="Times New Roman" w:hAnsi="Times New Roman" w:cs="Times New Roman"/>
-          <w:sz w:val="28"/>
-          <w:szCs w:val="28"/>
-        </w:rPr>
-      </w:pPr>
-      <w:r>
-        <w:rPr>
-          <w:rFonts w:ascii="Times New Roman" w:hAnsi="Times New Roman" w:cs="Times New Roman"/>
-          <w:sz w:val="28"/>
-          <w:szCs w:val="28"/>
-          <w:highlight w:val="green"/>
-        </w:rPr>
-        <w:t>-5</w:t>
-      </w:r>
-      <w:r>
-        <w:rPr>
-          <w:rFonts w:ascii="Times New Roman" w:hAnsi="Times New Roman" w:cs="Times New Roman"/>
-          <w:sz w:val="28"/>
-          <w:szCs w:val="28"/>
-        </w:rPr>
-        <w:t xml:space="preserve">: </w:t>
-      </w:r>
-      <w:r>
-        <w:rPr>
-          <w:rFonts w:ascii="Times New Roman" w:hAnsi="Times New Roman" w:cs="Times New Roman"/>
-          <w:sz w:val="28"/>
-          <w:szCs w:val="28"/>
-        </w:rPr>
-        <w:t>П</w:t>
-      </w:r>
-      <w:r>
-        <w:rPr>
-          <w:rFonts w:ascii="Times New Roman" w:hAnsi="Times New Roman" w:cs="Times New Roman"/>
-          <w:sz w:val="28"/>
-          <w:szCs w:val="28"/>
-        </w:rPr>
-        <w:t>лагиат (обнаружен копированный код из открытых источников без переработки)</w:t>
-      </w:r>
-      <w:r>
-        <w:rPr>
-          <w:rFonts w:ascii="Times New Roman" w:hAnsi="Times New Roman" w:cs="Times New Roman"/>
-          <w:sz w:val="28"/>
-          <w:szCs w:val="28"/>
-        </w:rPr>
-        <w:t xml:space="preserve"> – сомневаюсь, что это тоже кто-то будет тщательно проверять.</w:t>
-      </w:r>
-    </w:p>
-    <w:p>
-      <w:pPr>
-        <w:jc w:val="both"/>
-        <w:rPr>
-          <w:rFonts w:ascii="Times New Roman" w:hAnsi="Times New Roman" w:cs="Times New Roman"/>
-          <w:sz w:val="28"/>
-          <w:szCs w:val="28"/>
-        </w:rPr>
-      </w:pPr>
-      <w:r>
-        <w:rPr>
-          <w:rFonts w:ascii="Times New Roman" w:hAnsi="Times New Roman" w:cs="Times New Roman"/>
-          <w:sz w:val="28"/>
-          <w:szCs w:val="28"/>
-          <w:highlight w:val="red"/>
-        </w:rPr>
         <w:t>-5</w:t>
       </w:r>
       <w:r>
@@ -1406,42 +1304,15 @@
   </w:abstractNum>
   <w:num w:numId="1" w16cid:durableId="1920483787">
     <w:abstractNumId w:val="1"/>
-    <w:lvlOverride w:ilvl="0"/>
-    <w:lvlOverride w:ilvl="1"/>
-    <w:lvlOverride w:ilvl="2"/>
-    <w:lvlOverride w:ilvl="3"/>
-    <w:lvlOverride w:ilvl="4"/>
-    <w:lvlOverride w:ilvl="5"/>
-    <w:lvlOverride w:ilvl="6"/>
-    <w:lvlOverride w:ilvl="7"/>
-    <w:lvlOverride w:ilvl="8"/>
   </w:num>
   <w:num w:numId="2" w16cid:durableId="772674373">
     <w:abstractNumId w:val="0"/>
   </w:num>
   <w:num w:numId="3" w16cid:durableId="724643241">
     <w:abstractNumId w:val="3"/>
-    <w:lvlOverride w:ilvl="0"/>
-    <w:lvlOverride w:ilvl="1"/>
-    <w:lvlOverride w:ilvl="2"/>
-    <w:lvlOverride w:ilvl="3"/>
-    <w:lvlOverride w:ilvl="4"/>
-    <w:lvlOverride w:ilvl="5"/>
-    <w:lvlOverride w:ilvl="6"/>
-    <w:lvlOverride w:ilvl="7"/>
-    <w:lvlOverride w:ilvl="8"/>
   </w:num>
   <w:num w:numId="4" w16cid:durableId="1588004012">
     <w:abstractNumId w:val="2"/>
-    <w:lvlOverride w:ilvl="0"/>
-    <w:lvlOverride w:ilvl="1"/>
-    <w:lvlOverride w:ilvl="2"/>
-    <w:lvlOverride w:ilvl="3"/>
-    <w:lvlOverride w:ilvl="4"/>
-    <w:lvlOverride w:ilvl="5"/>
-    <w:lvlOverride w:ilvl="6"/>
-    <w:lvlOverride w:ilvl="7"/>
-    <w:lvlOverride w:ilvl="8"/>
   </w:num>
 </w:numbering>
 </file>
@@ -2049,6 +1920,7 @@
   <w:style w:type="character" w:default="1" w:styleId="a0">
     <w:name w:val="Default Paragraph Font"/>
     <w:uiPriority w:val="1"/>
+    <w:semiHidden/>
     <w:unhideWhenUsed/>
   </w:style>
   <w:style w:type="table" w:default="1" w:styleId="a1">
